--- a/docs/IFC-Diagnos-Instruktioner.docx
+++ b/docs/IFC-Diagnos-Instruktioner.docx
@@ -496,12 +496,22 @@
       <w:r>
         <w:rPr>
           <w:rFonts w:ascii="Arial" w:hAnsi="Arial"/>
+          <w:b/>
+          <w:i w:val="0"/>
+          <w:color w:val="1A1A1A"/>
+          <w:sz w:val="19"/>
+        </w:rPr>
+        <w:t>Tyngsta objekten</w:t>
+      </w:r>
+      <w:r>
+        <w:rPr>
+          <w:rFonts w:ascii="Arial" w:hAnsi="Arial"/>
           <w:b w:val="0"/>
           <w:i w:val="0"/>
           <w:color w:val="1A1A1A"/>
           <w:sz w:val="19"/>
         </w:rPr>
-        <w:t xml:space="preserve">Tabellen </w:t>
+        <w:t xml:space="preserve"> är tabellen du letar efter: den listar varje familj och typ med vikt och </w:t>
       </w:r>
       <w:r>
         <w:rPr>
@@ -511,7 +521,7 @@
           <w:color w:val="1A1A1A"/>
           <w:sz w:val="19"/>
         </w:rPr>
-        <w:t>byte per objekt</w:t>
+        <w:t>vikt per objekt</w:t>
       </w:r>
       <w:r>
         <w:rPr>
@@ -521,7 +531,33 @@
           <w:color w:val="1A1A1A"/>
           <w:sz w:val="19"/>
         </w:rPr>
-        <w:t xml:space="preserve"> avslöjar syndarna: en klass med få objekt men hög vikt per objekt har geometri som borde ses över.</w:t>
+        <w:t>. Några få familjer brukar bära halva filen.</w:t>
+      </w:r>
+    </w:p>
+    <w:p>
+      <w:pPr>
+        <w:spacing w:after="55" w:line="264" w:lineRule="auto"/>
+        <w:ind w:left="420" w:hanging="240"/>
+      </w:pPr>
+      <w:r>
+        <w:rPr>
+          <w:rFonts w:ascii="Arial" w:hAnsi="Arial"/>
+          <w:b/>
+          <w:i w:val="0"/>
+          <w:color w:val="85B09A"/>
+          <w:sz w:val="19"/>
+        </w:rPr>
+        <w:t xml:space="preserve">•  </w:t>
+      </w:r>
+      <w:r>
+        <w:rPr>
+          <w:rFonts w:ascii="Arial" w:hAnsi="Arial"/>
+          <w:b w:val="0"/>
+          <w:i w:val="0"/>
+          <w:color w:val="1A1A1A"/>
+          <w:sz w:val="19"/>
+        </w:rPr>
+        <w:t>Kryssa i rader i den tabellen så räknas det ihop: *utesluter du dem landar filen på X MB*.</w:t>
       </w:r>
     </w:p>
     <w:p>
@@ -567,12 +603,12 @@
           <w:color w:val="1A1A1A"/>
           <w:sz w:val="19"/>
         </w:rPr>
-        <w:t xml:space="preserve"> i formkolumnen betyder det att Revit inte kunde beskriva geometrin som en extrusion — vanligen in-place-familjer, importerad CAD eller många void-cuts.</w:t>
+        <w:t xml:space="preserve"> i formkolumnen kunde Revit inte beskriva geometrin som en extrusion — vanligen in-place-familjer, importerad CAD eller många void-cuts.</w:t>
       </w:r>
     </w:p>
     <w:p>
       <w:pPr>
-        <w:spacing w:after="55" w:line="264" w:lineRule="auto"/>
+        <w:spacing w:after="100" w:line="264" w:lineRule="auto"/>
         <w:ind w:left="420" w:hanging="240"/>
       </w:pPr>
       <w:r>
@@ -614,52 +650,6 @@
           <w:sz w:val="19"/>
         </w:rPr>
         <w:t xml:space="preserve"> räknas inte in i besparingen, för de försvinner inte med en kryssruta.</w:t>
-      </w:r>
-    </w:p>
-    <w:p>
-      <w:pPr>
-        <w:spacing w:after="100" w:line="264" w:lineRule="auto"/>
-        <w:ind w:left="420" w:hanging="240"/>
-      </w:pPr>
-      <w:r>
-        <w:rPr>
-          <w:rFonts w:ascii="Arial" w:hAnsi="Arial"/>
-          <w:b/>
-          <w:i w:val="0"/>
-          <w:color w:val="85B09A"/>
-          <w:sz w:val="19"/>
-        </w:rPr>
-        <w:t xml:space="preserve">•  </w:t>
-      </w:r>
-      <w:r>
-        <w:rPr>
-          <w:rFonts w:ascii="Arial" w:hAnsi="Arial"/>
-          <w:b w:val="0"/>
-          <w:i w:val="0"/>
-          <w:color w:val="1A1A1A"/>
-          <w:sz w:val="19"/>
-        </w:rPr>
-        <w:t xml:space="preserve">Filer över </w:t>
-      </w:r>
-      <w:r>
-        <w:rPr>
-          <w:rFonts w:ascii="Arial" w:hAnsi="Arial"/>
-          <w:b/>
-          <w:i w:val="0"/>
-          <w:color w:val="1A1A1A"/>
-          <w:sz w:val="19"/>
-        </w:rPr>
-        <w:t>600 MB</w:t>
-      </w:r>
-      <w:r>
-        <w:rPr>
-          <w:rFonts w:ascii="Arial" w:hAnsi="Arial"/>
-          <w:b w:val="0"/>
-          <w:i w:val="0"/>
-          <w:color w:val="1A1A1A"/>
-          <w:sz w:val="19"/>
-        </w:rPr>
-        <w:t xml:space="preserve"> får en förenklad diagnos — då granskas bara inställningarna. Kör hellre per disciplin.</w:t>
       </w:r>
     </w:p>
     <w:p>
@@ -749,7 +739,99 @@
           <w:color w:val="1A1A1A"/>
           <w:sz w:val="19"/>
         </w:rPr>
-        <w:t>Avrundning av koordinater och dubbletter går inte att ställa om i Revit. De posterna åtgärdas bara av Optimizer.</w:t>
+        <w:t xml:space="preserve">Vägningen per familj fungerar i </w:t>
+      </w:r>
+      <w:r>
+        <w:rPr>
+          <w:rFonts w:ascii="Arial" w:hAnsi="Arial"/>
+          <w:b/>
+          <w:i w:val="0"/>
+          <w:color w:val="1A1A1A"/>
+          <w:sz w:val="19"/>
+        </w:rPr>
+        <w:t>alla filstorlekar</w:t>
+      </w:r>
+      <w:r>
+        <w:rPr>
+          <w:rFonts w:ascii="Arial" w:hAnsi="Arial"/>
+          <w:b w:val="0"/>
+          <w:i w:val="0"/>
+          <w:color w:val="1A1A1A"/>
+          <w:sz w:val="19"/>
+        </w:rPr>
+        <w:t>, även flera gigabyte. Den djupare analysen av geometriformer kräver att filen ryms i minnet (ca 600 MB).</w:t>
+      </w:r>
+    </w:p>
+    <w:p>
+      <w:pPr>
+        <w:spacing w:after="55" w:line="264" w:lineRule="auto"/>
+        <w:ind w:left="420" w:hanging="240"/>
+      </w:pPr>
+      <w:r>
+        <w:rPr>
+          <w:rFonts w:ascii="Arial" w:hAnsi="Arial"/>
+          <w:b/>
+          <w:i w:val="0"/>
+          <w:color w:val="85B09A"/>
+          <w:sz w:val="19"/>
+        </w:rPr>
+        <w:t xml:space="preserve">•  </w:t>
+      </w:r>
+      <w:r>
+        <w:rPr>
+          <w:rFonts w:ascii="Arial" w:hAnsi="Arial"/>
+          <w:b w:val="0"/>
+          <w:i w:val="0"/>
+          <w:color w:val="1A1A1A"/>
+          <w:sz w:val="19"/>
+        </w:rPr>
+        <w:t>Vikten i familjetabellen är objektet och dess geometri. Egenskaper redovisas separat.</w:t>
+      </w:r>
+    </w:p>
+    <w:p>
+      <w:pPr>
+        <w:spacing w:after="55" w:line="264" w:lineRule="auto"/>
+        <w:ind w:left="420" w:hanging="240"/>
+      </w:pPr>
+      <w:r>
+        <w:rPr>
+          <w:rFonts w:ascii="Arial" w:hAnsi="Arial"/>
+          <w:b/>
+          <w:i w:val="0"/>
+          <w:color w:val="85B09A"/>
+          <w:sz w:val="19"/>
+        </w:rPr>
+        <w:t xml:space="preserve">•  </w:t>
+      </w:r>
+      <w:r>
+        <w:rPr>
+          <w:rFonts w:ascii="Arial" w:hAnsi="Arial"/>
+          <w:b w:val="0"/>
+          <w:i w:val="0"/>
+          <w:color w:val="1A1A1A"/>
+          <w:sz w:val="19"/>
+        </w:rPr>
+        <w:t xml:space="preserve">Att utesluta en familj görs bäst med en </w:t>
+      </w:r>
+      <w:r>
+        <w:rPr>
+          <w:rFonts w:ascii="Arial" w:hAnsi="Arial"/>
+          <w:b/>
+          <w:i w:val="0"/>
+          <w:color w:val="1A1A1A"/>
+          <w:sz w:val="19"/>
+        </w:rPr>
+        <w:t>3D-vy där den är bortfiltrerad</w:t>
+      </w:r>
+      <w:r>
+        <w:rPr>
+          <w:rFonts w:ascii="Arial" w:hAnsi="Arial"/>
+          <w:b w:val="0"/>
+          <w:i w:val="0"/>
+          <w:color w:val="1A1A1A"/>
+          <w:sz w:val="19"/>
+        </w:rPr>
+        <w:t xml:space="preserve"> plus *Export only elements visible in view*.</w:t>
       </w:r>
     </w:p>
     <w:p>
@@ -795,7 +877,7 @@
           <w:color w:val="1A1A1A"/>
           <w:sz w:val="19"/>
         </w:rPr>
-        <w:t xml:space="preserve"> ligger överst av en anledning: det tar bort 85–90 procent utan att en rad information försvinner.</w:t>
+        <w:t xml:space="preserve"> ligger överst av en anledning: 85–90 procent bort utan att en rad information försvinner.</w:t>
       </w:r>
     </w:p>
     <w:p>
